--- a/templates/民事案件-自然人/5案件材料移交单（接案）.docx
+++ b/templates/民事案件-自然人/5案件材料移交单（接案）.docx
@@ -106,7 +106,7 @@
           <w:u w:val="single"/>
           <w:lang w:val="en-US" w:eastAsia="zh-CN"/>
         </w:rPr>
-        <w:t xml:space="preserve"> {{名称}} </w:t>
+        <w:t xml:space="preserve"> {{二委托人}} </w:t>
       </w:r>
     </w:p>
     <w:p>
@@ -179,7 +179,7 @@
           <w:vertAlign w:val="baseline"/>
           <w:lang w:val="en-US" w:eastAsia="zh-CN"/>
         </w:rPr>
-        <w:t xml:space="preserve"> {{身份证号}} </w:t>
+        <w:t xml:space="preserve"> {{三证件号码}} </w:t>
       </w:r>
     </w:p>
     <w:p>
@@ -242,7 +242,19 @@
           <w:vertAlign w:val="baseline"/>
           <w:lang w:val="en-US" w:eastAsia="zh-CN"/>
         </w:rPr>
-        <w:t>联系方式：</w:t>
+        <w:t>联</w:t>
+      </w:r>
+      <w:bookmarkStart w:id="0" w:name="_GoBack"/>
+      <w:bookmarkEnd w:id="0"/>
+      <w:r>
+        <w:rPr>
+          <w:rFonts w:hint="eastAsia" w:ascii="FangSong" w:hAnsi="FangSong" w:eastAsia="FangSong" w:cs="FangSong"/>
+          <w:sz w:val="24"/>
+          <w:szCs w:val="24"/>
+          <w:vertAlign w:val="baseline"/>
+          <w:lang w:val="en-US" w:eastAsia="zh-CN"/>
+        </w:rPr>
+        <w:t>系方式：</w:t>
       </w:r>
       <w:r>
         <w:rPr>
@@ -253,7 +265,7 @@
           <w:vertAlign w:val="baseline"/>
           <w:lang w:val="en-US" w:eastAsia="zh-CN"/>
         </w:rPr>
-        <w:t xml:space="preserve"> {{电话}} </w:t>
+        <w:t xml:space="preserve"> {{五电话}} </w:t>
       </w:r>
     </w:p>
     <w:p>
@@ -312,10 +324,10 @@
           <w:rFonts w:hint="eastAsia" w:ascii="FangSong" w:hAnsi="FangSong" w:eastAsia="FangSong" w:cs="FangSong"/>
           <w:sz w:val="24"/>
           <w:szCs w:val="24"/>
-          <w:u w:val="single"/>
+          <w:u w:val="none"/>
           <w:lang w:val="en-US" w:eastAsia="zh-CN"/>
         </w:rPr>
-        <w:t xml:space="preserve">      </w:t>
+        <w:t>{{一委托日期}}</w:t>
       </w:r>
       <w:r>
         <w:rPr>
@@ -325,47 +337,7 @@
           <w:u w:val="none"/>
           <w:lang w:val="en-US" w:eastAsia="zh-CN"/>
         </w:rPr>
-        <w:t>年</w:t>
-      </w:r>
-      <w:r>
-        <w:rPr>
-          <w:rFonts w:hint="eastAsia" w:ascii="FangSong" w:hAnsi="FangSong" w:eastAsia="FangSong" w:cs="FangSong"/>
-          <w:sz w:val="24"/>
-          <w:szCs w:val="24"/>
-          <w:u w:val="single"/>
-          <w:lang w:val="en-US" w:eastAsia="zh-CN"/>
-        </w:rPr>
-        <w:t xml:space="preserve">    </w:t>
-      </w:r>
-      <w:r>
-        <w:rPr>
-          <w:rFonts w:hint="eastAsia" w:ascii="FangSong" w:hAnsi="FangSong" w:eastAsia="FangSong" w:cs="FangSong"/>
-          <w:sz w:val="24"/>
-          <w:szCs w:val="24"/>
-          <w:u w:val="none"/>
-          <w:lang w:val="en-US" w:eastAsia="zh-CN"/>
-        </w:rPr>
-        <w:t>月</w:t>
-      </w:r>
-      <w:r>
-        <w:rPr>
-          <w:rFonts w:hint="eastAsia" w:ascii="FangSong" w:hAnsi="FangSong" w:eastAsia="FangSong" w:cs="FangSong"/>
-          <w:sz w:val="24"/>
-          <w:szCs w:val="24"/>
-          <w:u w:val="single"/>
-          <w:lang w:val="en-US" w:eastAsia="zh-CN"/>
-        </w:rPr>
-        <w:t xml:space="preserve">    </w:t>
-      </w:r>
-      <w:r>
-        <w:rPr>
-          <w:rFonts w:hint="eastAsia" w:ascii="FangSong" w:hAnsi="FangSong" w:eastAsia="FangSong" w:cs="FangSong"/>
-          <w:sz w:val="24"/>
-          <w:szCs w:val="24"/>
-          <w:u w:val="none"/>
-          <w:lang w:val="en-US" w:eastAsia="zh-CN"/>
-        </w:rPr>
-        <w:t>日，</w:t>
+        <w:t>，</w:t>
       </w:r>
       <w:r>
         <w:rPr>
@@ -384,7 +356,7 @@
           <w:u w:val="single"/>
           <w:lang w:val="en-US" w:eastAsia="zh-CN"/>
         </w:rPr>
-        <w:t xml:space="preserve">                              </w:t>
+        <w:t xml:space="preserve"> {{九案由}} </w:t>
       </w:r>
       <w:r>
         <w:rPr>
@@ -3022,12 +2994,6 @@
             <w:insideH w:val="single" w:color="auto" w:sz="4" w:space="0"/>
             <w:insideV w:val="single" w:color="auto" w:sz="4" w:space="0"/>
           </w:tblBorders>
-          <w:tblCellMar>
-            <w:top w:w="0" w:type="dxa"/>
-            <w:left w:w="108" w:type="dxa"/>
-            <w:bottom w:w="0" w:type="dxa"/>
-            <w:right w:w="108" w:type="dxa"/>
-          </w:tblCellMar>
         </w:tblPrEx>
         <w:trPr>
           <w:trHeight w:val="414" w:hRule="atLeast"/>
@@ -4275,14 +4241,12 @@
         <w:bidi w:val="0"/>
         <w:adjustRightInd/>
         <w:snapToGrid/>
-        <w:spacing w:line="400" w:lineRule="exact"/>
-        <w:ind w:firstLine="4800" w:firstLineChars="2000"/>
+        <w:ind w:firstLine="5040" w:firstLineChars="2100"/>
         <w:textAlignment w:val="auto"/>
         <w:rPr>
           <w:rFonts w:hint="default"/>
           <w:sz w:val="24"/>
           <w:szCs w:val="24"/>
-          <w:u w:val="none"/>
           <w:lang w:val="en-US" w:eastAsia="zh-CN"/>
         </w:rPr>
       </w:pPr>
@@ -4294,10 +4258,18 @@
           <w:u w:val="none"/>
           <w:lang w:val="en-US" w:eastAsia="zh-CN"/>
         </w:rPr>
-        <w:t>年   月   日</w:t>
+        <w:t>{{一委托日期}}</w:t>
       </w:r>
-      <w:bookmarkStart w:id="0" w:name="_GoBack"/>
-      <w:bookmarkEnd w:id="0"/>
+      <w:r>
+        <w:rPr>
+          <w:rFonts w:hint="eastAsia" w:ascii="FangSong" w:hAnsi="FangSong" w:eastAsia="FangSong" w:cs="FangSong"/>
+          <w:sz w:val="24"/>
+          <w:szCs w:val="24"/>
+          <w:u w:val="none"/>
+          <w:lang w:val="en-US" w:eastAsia="zh-CN"/>
+        </w:rPr>
+        <w:t xml:space="preserve"> </w:t>
+      </w:r>
     </w:p>
     <w:sectPr>
       <w:pgSz w:w="11906" w:h="16838"/>
@@ -4385,7 +4357,7 @@
     <w:lsdException w:qFormat="1" w:unhideWhenUsed="0" w:uiPriority="0" w:semiHidden="0" w:name="Title"/>
     <w:lsdException w:unhideWhenUsed="0" w:uiPriority="0" w:semiHidden="0" w:name="Closing"/>
     <w:lsdException w:unhideWhenUsed="0" w:uiPriority="0" w:semiHidden="0" w:name="Signature"/>
-    <w:lsdException w:qFormat="1" w:unhideWhenUsed="0" w:uiPriority="0" w:name="Default Paragraph Font"/>
+    <w:lsdException w:unhideWhenUsed="0" w:uiPriority="0" w:name="Default Paragraph Font"/>
     <w:lsdException w:unhideWhenUsed="0" w:uiPriority="0" w:semiHidden="0" w:name="Body Text"/>
     <w:lsdException w:unhideWhenUsed="0" w:uiPriority="0" w:semiHidden="0" w:name="Body Text Indent"/>
     <w:lsdException w:unhideWhenUsed="0" w:uiPriority="0" w:semiHidden="0" w:name="List Continue"/>
@@ -4423,7 +4395,7 @@
     <w:lsdException w:unhideWhenUsed="0" w:uiPriority="0" w:semiHidden="0" w:name="HTML Sample"/>
     <w:lsdException w:unhideWhenUsed="0" w:uiPriority="0" w:semiHidden="0" w:name="HTML Typewriter"/>
     <w:lsdException w:unhideWhenUsed="0" w:uiPriority="0" w:semiHidden="0" w:name="HTML Variable"/>
-    <w:lsdException w:qFormat="1" w:unhideWhenUsed="0" w:uiPriority="0" w:name="Normal Table"/>
+    <w:lsdException w:unhideWhenUsed="0" w:uiPriority="0" w:name="Normal Table"/>
     <w:lsdException w:unhideWhenUsed="0" w:uiPriority="0" w:semiHidden="0" w:name="annotation subject"/>
     <w:lsdException w:unhideWhenUsed="0" w:uiPriority="0" w:semiHidden="0" w:name="Table Simple 1"/>
     <w:lsdException w:unhideWhenUsed="0" w:uiPriority="0" w:semiHidden="0" w:name="Table Simple 2"/>
@@ -4468,7 +4440,7 @@
     <w:lsdException w:unhideWhenUsed="0" w:uiPriority="0" w:semiHidden="0" w:name="Table Web 2"/>
     <w:lsdException w:unhideWhenUsed="0" w:uiPriority="0" w:semiHidden="0" w:name="Table Web 3"/>
     <w:lsdException w:unhideWhenUsed="0" w:uiPriority="0" w:semiHidden="0" w:name="Balloon Text"/>
-    <w:lsdException w:qFormat="1" w:unhideWhenUsed="0" w:uiPriority="0" w:semiHidden="0" w:name="Table Grid"/>
+    <w:lsdException w:unhideWhenUsed="0" w:uiPriority="0" w:semiHidden="0" w:name="Table Grid"/>
     <w:lsdException w:unhideWhenUsed="0" w:uiPriority="0" w:semiHidden="0" w:name="Table Theme"/>
     <w:lsdException w:unhideWhenUsed="0" w:uiPriority="60" w:semiHidden="0" w:name="Light Shading"/>
     <w:lsdException w:unhideWhenUsed="0" w:uiPriority="61" w:semiHidden="0" w:name="Light List"/>
@@ -4588,13 +4560,11 @@
   <w:style w:type="character" w:default="1" w:styleId="4">
     <w:name w:val="Default Paragraph Font"/>
     <w:semiHidden/>
-    <w:qFormat/>
     <w:uiPriority w:val="0"/>
   </w:style>
   <w:style w:type="table" w:default="1" w:styleId="2">
     <w:name w:val="Normal Table"/>
     <w:semiHidden/>
-    <w:qFormat/>
     <w:uiPriority w:val="0"/>
     <w:tblPr>
       <w:tblCellMar>
@@ -4608,7 +4578,6 @@
   <w:style w:type="table" w:styleId="3">
     <w:name w:val="Table Grid"/>
     <w:basedOn w:val="2"/>
-    <w:qFormat/>
     <w:uiPriority w:val="0"/>
     <w:pPr>
       <w:widowControl w:val="0"/>

--- a/templates/民事案件-自然人/5案件材料移交单（接案）.docx
+++ b/templates/民事案件-自然人/5案件材料移交单（接案）.docx
@@ -106,7 +106,7 @@
           <w:u w:val="single"/>
           <w:lang w:val="en-US" w:eastAsia="zh-CN"/>
         </w:rPr>
-        <w:t xml:space="preserve"> {{二委托人}} </w:t>
+        <w:t xml:space="preserve"> {{_2委托人}} </w:t>
       </w:r>
     </w:p>
     <w:p>
@@ -179,7 +179,7 @@
           <w:vertAlign w:val="baseline"/>
           <w:lang w:val="en-US" w:eastAsia="zh-CN"/>
         </w:rPr>
-        <w:t xml:space="preserve"> {{三证件号码}} </w:t>
+        <w:t xml:space="preserve"> {{_3证件号码}} </w:t>
       </w:r>
     </w:p>
     <w:p>
@@ -265,7 +265,7 @@
           <w:vertAlign w:val="baseline"/>
           <w:lang w:val="en-US" w:eastAsia="zh-CN"/>
         </w:rPr>
-        <w:t xml:space="preserve"> {{五电话}} </w:t>
+        <w:t xml:space="preserve"> {{_5电话}} </w:t>
       </w:r>
     </w:p>
     <w:p>
@@ -327,7 +327,7 @@
           <w:u w:val="none"/>
           <w:lang w:val="en-US" w:eastAsia="zh-CN"/>
         </w:rPr>
-        <w:t>{{一委托日期}}</w:t>
+        <w:t>{{_1委托日期}}</w:t>
       </w:r>
       <w:r>
         <w:rPr>
@@ -356,7 +356,7 @@
           <w:u w:val="single"/>
           <w:lang w:val="en-US" w:eastAsia="zh-CN"/>
         </w:rPr>
-        <w:t xml:space="preserve"> {{九案由}} </w:t>
+        <w:t xml:space="preserve"> {{_9案由}} </w:t>
       </w:r>
       <w:r>
         <w:rPr>
@@ -4258,7 +4258,7 @@
           <w:u w:val="none"/>
           <w:lang w:val="en-US" w:eastAsia="zh-CN"/>
         </w:rPr>
-        <w:t>{{一委托日期}}</w:t>
+        <w:t>{{_1委托日期}}</w:t>
       </w:r>
       <w:r>
         <w:rPr>
